--- a/docs/SOP.docx
+++ b/docs/SOP.docx
@@ -2946,6 +2946,156 @@
         <w:t>);</w:t>
       </w:r>
     </w:p>
+    <w:p/>
+    <w:p/>
+    <w:p>
+      <w:r>
+        <w:t>SILENTMIRROR response SOP---</w:t>
+      </w:r>
+    </w:p>
+    <w:p>
+      <w:r>
+        <w:t xml:space="preserve"> I am excited to apply for the METI Japan internship, where I can explore the potential of Artificial Intelligence in enhancing human life. As a BSc Mathematics graduate with a passion for AI and NLP, I have been working on a project called Silent Mirror, a personal knowledge layer that captures an individual's </w:t>
+      </w:r>
+      <w:proofErr w:type="spellStart"/>
+      <w:r>
+        <w:t>behavioral</w:t>
+      </w:r>
+      <w:proofErr w:type="spellEnd"/>
+      <w:r>
+        <w:t xml:space="preserve"> rhythms, health patterns, cognitive preferences, and emotional tendencies. I believe that this project has significant implications for Japanese industry, and I am eager to learn from and contribute to the country's vibrant tech ecosystem. **Background and Motivation** My fascination with AI and NLP began during my undergraduate studies, where I was introduced to the concepts of machine learning and natural language processing. I soon realized that AI had the potential to transform various aspects of human life, from healthcare to education. I started working on Silent Mirror, a project that aims to create a personal knowledge layer that can be used to </w:t>
+      </w:r>
+      <w:r>
+        <w:lastRenderedPageBreak/>
+        <w:t xml:space="preserve">make every connected system around the user contextually intelligent. I have been making steady progress on the project, and I am now eager to take it to the next level with the help of the METI Japan internship. **Current Version and Project 2A, 2B** The current version of Silent Mirror is a conversational AI that uses a recency-based memory retrieval system. However, I plan to replace this system with a semantic retrieval system using sentence embeddings (Project 2A). This will enable Silent Mirror to retrieve relevant information based on the context of the conversation, rather than just loading the most recent information. Additionally, I plan to implement a pattern confidence classifier using a small feedforward neural network trained on the user's own reflection feedback data (Project 2B). This will enable Silent Mirror to learn from the user's </w:t>
+      </w:r>
+      <w:proofErr w:type="spellStart"/>
+      <w:r>
+        <w:t>behavior</w:t>
+      </w:r>
+      <w:proofErr w:type="spellEnd"/>
+      <w:r>
+        <w:t xml:space="preserve"> and adapt to their specific needs and preferences. **Long-term Vision** My long-term vision for Silent Mirror is to expose the personal knowledge layer as an API that any device or system can read, making every connected system around the user contextually intelligent without requiring repeated configuration. This has significant implications for Japanese industry, particularly in the fields of robotics, healthcare, and education. I believe that Silent Mirror has the potential to transform the way we interact with technology and make our lives more convenient, efficient, and enjoyable. **Why </w:t>
+      </w:r>
+      <w:proofErr w:type="gramStart"/>
+      <w:r>
+        <w:t>Japan?*</w:t>
+      </w:r>
+      <w:proofErr w:type="gramEnd"/>
+      <w:r>
+        <w:t>* I am drawn to Japan because of its unique blend of tradition and innovation. From sushi to sumo wrestling, Japan is a country that proudly preserves its cultural heritage while embracing cutting-edge technology. I am fascinated by the concept of "</w:t>
+      </w:r>
+      <w:proofErr w:type="spellStart"/>
+      <w:r>
+        <w:t>monozukuri</w:t>
+      </w:r>
+      <w:proofErr w:type="spellEnd"/>
+      <w:r>
+        <w:t>," which emphasizes the importance of craftsmanship and attention to detail in manufacturing. I believe that Japan's strong work ethic, attention to detail, and commitment to innovation make it an ideal place to learn and grow as a professional. Furthermore, I am excited about the opportunity to experience Japanese culture, learn the language, and make new friends. **Conclusion** In conclusion, I believe that the METI Japan internship is an ideal opportunity for me to take my project to the next level, learn from Japanese industry experts, and contribute to the country's vibrant tech ecosystem. I am confident that my passion for AI and NLP, combined with my experience working on Silent Mirror, make me a strong candidate for this internship. I look forward to the opportunity to discuss my application and how I can contribute to the METI Japan program.</w:t>
+      </w:r>
+    </w:p>
+    <w:p/>
+    <w:p>
+      <w:r>
+        <w:t>SOP</w:t>
+      </w:r>
+    </w:p>
+    <w:p>
+      <w:r>
+        <w:rPr>
+          <w:b/>
+          <w:bCs/>
+        </w:rPr>
+        <w:t>Statement of Purpose — METI Japan Internship Program FY2026</w:t>
+      </w:r>
+    </w:p>
+    <w:p>
+      <w:r>
+        <w:t>Most AI tools are optimised for engagement. They answer questions efficiently and return the user as quickly as possible. I built Silent Mirror because I believe this is the wrong optimisation.</w:t>
+      </w:r>
+    </w:p>
+    <w:p>
+      <w:r>
+        <w:t xml:space="preserve">Silent Mirror is a conversational AI that observes quietly — tracking behavioural rhythms, cognitive patterns, health signals, and emotional tendencies across sessions — and reflects </w:t>
+      </w:r>
+      <w:r>
+        <w:lastRenderedPageBreak/>
+        <w:t>them back as tentative insights when the patterns are consistent enough to be worth noticing. Not as diagnoses. Not as prescriptions. As a mirror that the user can affirm, correct, or ignore entirely. The guiding principle behind every design decision is simple: machines assist, humans decide.</w:t>
+      </w:r>
+    </w:p>
+    <w:p>
+      <w:r>
+        <w:t xml:space="preserve">I am a BSc Mathematics graduate from India, self-taught in Python, GenAI, and applied machine learning. I began this project with no formal computer science background — only a clear problem I wanted to solve and the discipline to learn what solving it required. Within months I designed and deployed a full-stack AI application: a Flask backend running on Railway, a SQLite database with eight tables tracking impressions, check-ins, journal entries, and reflection feedback, and a front-end that calls the </w:t>
+      </w:r>
+      <w:proofErr w:type="spellStart"/>
+      <w:r>
+        <w:t>Groq</w:t>
+      </w:r>
+      <w:proofErr w:type="spellEnd"/>
+      <w:r>
+        <w:t xml:space="preserve"> API through a secure server layer. The system is live. I use it daily.</w:t>
+      </w:r>
+    </w:p>
+    <w:p>
+      <w:r>
+        <w:t>The current version uses recency-based memory retrieval — the system loads the most recent observations when building context for each conversation. My next technical step is replacing this with semantic retrieval using sentence embeddings, where impressions are stored as vectors and retrieved by meaning rather than time. An insight stored three months ago surfaces when it is contextually relevant today — not because it is recent, but because it is semantically close to what the user is currently thinking about. The step after that is a small feedforward neural network trained on the user's own reflection feedback — affirmed insights versus corrected ones — building a pattern confidence classifier that learns from real behavioural data rather than fixed thresholds.</w:t>
+      </w:r>
+    </w:p>
+    <w:p>
+      <w:r>
+        <w:t>These are not hypothetical extensions. They are the next two implementation steps on a working system.</w:t>
+      </w:r>
+    </w:p>
+    <w:p>
+      <w:r>
+        <w:t>The longer vision matters more to me than the immediate technical roadmap. After months of consistent use, Silent Mirror holds a structured model of the user — focus windows, energy rhythms, health preferences, cognitive tendencies, decision patterns. I have designed a personal context API that exposes this model in a format any connected device can read. A tea maker that knows you prefer green tea at 6pm on low-energy afternoons. A home cleaner that avoids your peak focus hours without being configured to do so. A workspace that adapts to your recovery state after a heavy workout. Not because each device is smarter, but because every device draws from a single personal knowledge layer that understands the whole person.</w:t>
+      </w:r>
+    </w:p>
+    <w:p>
+      <w:r>
+        <w:t>Japan is where this vision finds its most natural home. Japan leads the world in humanoid robotics, service automation, and human-machine integration. The challenge these systems face is not mechanical capability — it is contextual intelligence. They can perform tasks with precision. They cannot understand the specific person they are serving. Silent Mirror is designed to be exactly the missing layer: a personal model that travels with the user across every system they interact with, making configuration unnecessary because understanding is already present.</w:t>
+      </w:r>
+    </w:p>
+    <w:p>
+      <w:r>
+        <w:lastRenderedPageBreak/>
+        <w:t>I want to work with a Japanese company that is building the physical systems this layer could serve — robotics, automation, smart home, healthcare technology — and contribute both the product thinking and the technical implementation that brings this integration closer to reality. I can contribute immediately: the working system, the architecture design, the API specification, and the ability to extend all of it. I want to learn what I cannot learn alone: how Japanese engineers think about human-machine interaction, what constraints real deployment surfaces that prototypes do not, and how a culture that has refined craftsmanship for centuries approaches the design of systems that serve human life.</w:t>
+      </w:r>
+    </w:p>
+    <w:p>
+      <w:r>
+        <w:t>I am not applying to Japan because of its cultural landmarks. I am applying because the specific problem I am working on — making technology contextually intelligent for each individual person — is being pursued at the highest level in Japanese industry, and I want to be in that conversation.</w:t>
+      </w:r>
+    </w:p>
+    <w:p>
+      <w:r>
+        <w:rPr>
+          <w:i/>
+          <w:iCs/>
+        </w:rPr>
+        <w:t>[Your Full Name] — BSc Mathematics — India</w:t>
+      </w:r>
+      <w:r>
+        <w:br/>
+      </w:r>
+      <w:r>
+        <w:rPr>
+          <w:i/>
+          <w:iCs/>
+        </w:rPr>
+        <w:t>Silent Mirror: github.com/utkyash2330-oss/</w:t>
+      </w:r>
+      <w:proofErr w:type="spellStart"/>
+      <w:r>
+        <w:rPr>
+          <w:i/>
+          <w:iCs/>
+        </w:rPr>
+        <w:t>Silentmirror</w:t>
+      </w:r>
+      <w:proofErr w:type="spellEnd"/>
+    </w:p>
+    <w:p/>
     <w:sectPr>
       <w:pgSz w:w="11906" w:h="16838"/>
       <w:pgMar w:top="1440" w:right="1440" w:bottom="1440" w:left="1440" w:header="708" w:footer="708" w:gutter="0"/>
@@ -3559,7 +3709,6 @@
   <w:style w:type="character" w:default="1" w:styleId="DefaultParagraphFont">
     <w:name w:val="Default Paragraph Font"/>
     <w:uiPriority w:val="1"/>
-    <w:semiHidden/>
     <w:unhideWhenUsed/>
   </w:style>
   <w:style w:type="table" w:default="1" w:styleId="TableNormal">
